--- a/docs/cast-member-guide.docx
+++ b/docs/cast-member-guide.docx
@@ -44,7 +44,7 @@
           <w:sz w:val="24"/>
           <w:szCs w:val="24"/>
         </w:rPr>
-        <w:t xml:space="preserve">SBI Bot is the Discord bot that handles scheduling, check-ins, and shift coverage. This guide covers everything you need to use it.</w:t>
+        <w:t xml:space="preserve">Welcome to the SBI Bot! This bot lives right here in Discord and quietly handles a lot of the behind-the-scenes work for our shows — meeting reminders, shift check-ins, and coverage requests. You don’t need any technical knowledge to use it. This guide covers everything you need to know as a cast member.</w:t>
       </w:r>
     </w:p>
     <w:p>
@@ -62,18 +62,73 @@
     </w:p>
     <w:p>
       <w:pPr>
-        <w:spacing w:after="80" w:before="80"/>
-      </w:pPr>
-      <w:r>
-        <w:rPr>
-          <w:rFonts w:ascii="Arial" w:cs="Arial" w:eastAsia="Arial" w:hAnsi="Arial"/>
-          <w:b/>
-          <w:bCs/>
-          <w:sz w:val="24"/>
-          <w:szCs w:val="24"/>
-        </w:rPr>
-        <w:t xml:space="preserve">In this guide:</w:t>
-      </w:r>
+        <w:pStyle w:val="Heading1"/>
+        <w:spacing w:after="120" w:before="360"/>
+      </w:pPr>
+      <w:r>
+        <w:rPr>
+          <w:rFonts w:ascii="Arial" w:cs="Arial" w:eastAsia="Arial" w:hAnsi="Arial"/>
+          <w:b/>
+          <w:bCs/>
+          <w:color w:val="2E5FA3"/>
+          <w:sz w:val="32"/>
+          <w:szCs w:val="32"/>
+        </w:rPr>
+        <w:t xml:space="preserve">How to Use Bot Commands</w:t>
+      </w:r>
+    </w:p>
+    <w:p>
+      <w:pPr>
+        <w:spacing w:after="80" w:before="80"/>
+      </w:pPr>
+      <w:r>
+        <w:rPr>
+          <w:rFonts w:ascii="Arial" w:cs="Arial" w:eastAsia="Arial" w:hAnsi="Arial"/>
+          <w:sz w:val="24"/>
+          <w:szCs w:val="24"/>
+        </w:rPr>
+        <w:t xml:space="preserve">The SBI Bot responds to </w:t>
+      </w:r>
+      <w:r>
+        <w:rPr>
+          <w:rFonts w:ascii="Arial" w:cs="Arial" w:eastAsia="Arial" w:hAnsi="Arial"/>
+          <w:b/>
+          <w:bCs/>
+          <w:sz w:val="24"/>
+          <w:szCs w:val="24"/>
+        </w:rPr>
+        <w:t xml:space="preserve">slash commands</w:t>
+      </w:r>
+      <w:r>
+        <w:rPr>
+          <w:rFonts w:ascii="Arial" w:cs="Arial" w:eastAsia="Arial" w:hAnsi="Arial"/>
+          <w:sz w:val="24"/>
+          <w:szCs w:val="24"/>
+        </w:rPr>
+        <w:t xml:space="preserve"> — commands that start with a </w:t>
+      </w:r>
+      <w:r>
+        <w:rPr>
+          <w:rFonts w:ascii="Courier New" w:cs="Courier New" w:eastAsia="Courier New" w:hAnsi="Courier New"/>
+          <w:color w:val="444444"/>
+          <w:sz w:val="22"/>
+          <w:szCs w:val="22"/>
+        </w:rPr>
+        <w:t xml:space="preserve">/</w:t>
+      </w:r>
+      <w:r>
+        <w:rPr>
+          <w:rFonts w:ascii="Arial" w:cs="Arial" w:eastAsia="Arial" w:hAnsi="Arial"/>
+          <w:sz w:val="24"/>
+          <w:szCs w:val="24"/>
+        </w:rPr>
+        <w:t xml:space="preserve">. Here’s how to use them:</w:t>
+      </w:r>
+    </w:p>
+    <w:p>
+      <w:pPr>
+        <w:spacing w:after="0" w:before="80"/>
+      </w:pPr>
     </w:p>
     <w:p>
       <w:pPr>
@@ -82,23 +137,24 @@
           <w:ilvl w:val="0"/>
           <w:numId w:val="2"/>
         </w:numPr>
-        <w:spacing w:after="60" w:before="60"/>
-      </w:pPr>
-      <w:r>
-        <w:rPr>
-          <w:rFonts w:ascii="Arial" w:cs="Arial" w:eastAsia="Arial" w:hAnsi="Arial"/>
-          <w:sz w:val="24"/>
-          <w:szCs w:val="24"/>
-        </w:rPr>
-        <w:t xml:space="preserve">1. </w:t>
-      </w:r>
-      <w:r>
-        <w:rPr>
-          <w:rFonts w:ascii="Arial" w:cs="Arial" w:eastAsia="Arial" w:hAnsi="Arial"/>
-          <w:sz w:val="24"/>
-          <w:szCs w:val="24"/>
-        </w:rPr>
-        <w:t xml:space="preserve">Meeting Reminders &amp; RSVPs</w:t>
+        <w:spacing w:after="80" w:before="80"/>
+      </w:pPr>
+      <w:r>
+        <w:rPr>
+          <w:rFonts w:ascii="Arial" w:cs="Arial" w:eastAsia="Arial" w:hAnsi="Arial"/>
+          <w:sz w:val="24"/>
+          <w:szCs w:val="24"/>
+        </w:rPr>
+        <w:t xml:space="preserve">Click into any Discord channel and type </w:t>
+      </w:r>
+      <w:r>
+        <w:rPr>
+          <w:rFonts w:ascii="Courier New" w:cs="Courier New" w:eastAsia="Courier New" w:hAnsi="Courier New"/>
+          <w:color w:val="444444"/>
+          <w:sz w:val="22"/>
+          <w:szCs w:val="22"/>
+        </w:rPr>
+        <w:t xml:space="preserve">/</w:t>
       </w:r>
     </w:p>
     <w:p>
@@ -108,23 +164,15 @@
           <w:ilvl w:val="0"/>
           <w:numId w:val="2"/>
         </w:numPr>
-        <w:spacing w:after="60" w:before="60"/>
-      </w:pPr>
-      <w:r>
-        <w:rPr>
-          <w:rFonts w:ascii="Arial" w:cs="Arial" w:eastAsia="Arial" w:hAnsi="Arial"/>
-          <w:sz w:val="24"/>
-          <w:szCs w:val="24"/>
-        </w:rPr>
-        <w:t xml:space="preserve">2. </w:t>
-      </w:r>
-      <w:r>
-        <w:rPr>
-          <w:rFonts w:ascii="Arial" w:cs="Arial" w:eastAsia="Arial" w:hAnsi="Arial"/>
-          <w:sz w:val="24"/>
-          <w:szCs w:val="24"/>
-        </w:rPr>
-        <w:t xml:space="preserve">Checking In for Your Shift</w:t>
+        <w:spacing w:after="80" w:before="80"/>
+      </w:pPr>
+      <w:r>
+        <w:rPr>
+          <w:rFonts w:ascii="Arial" w:cs="Arial" w:eastAsia="Arial" w:hAnsi="Arial"/>
+          <w:sz w:val="24"/>
+          <w:szCs w:val="24"/>
+        </w:rPr>
+        <w:t xml:space="preserve">A menu will pop up showing available commands</w:t>
       </w:r>
     </w:p>
     <w:p>
@@ -134,23 +182,15 @@
           <w:ilvl w:val="0"/>
           <w:numId w:val="2"/>
         </w:numPr>
-        <w:spacing w:after="60" w:before="60"/>
-      </w:pPr>
-      <w:r>
-        <w:rPr>
-          <w:rFonts w:ascii="Arial" w:cs="Arial" w:eastAsia="Arial" w:hAnsi="Arial"/>
-          <w:sz w:val="24"/>
-          <w:szCs w:val="24"/>
-        </w:rPr>
-        <w:t xml:space="preserve">2. </w:t>
-      </w:r>
-      <w:r>
-        <w:rPr>
-          <w:rFonts w:ascii="Arial" w:cs="Arial" w:eastAsia="Arial" w:hAnsi="Arial"/>
-          <w:sz w:val="24"/>
-          <w:szCs w:val="24"/>
-        </w:rPr>
-        <w:t xml:space="preserve">Viewing Your Schedule</w:t>
+        <w:spacing w:after="80" w:before="80"/>
+      </w:pPr>
+      <w:r>
+        <w:rPr>
+          <w:rFonts w:ascii="Arial" w:cs="Arial" w:eastAsia="Arial" w:hAnsi="Arial"/>
+          <w:sz w:val="24"/>
+          <w:szCs w:val="24"/>
+        </w:rPr>
+        <w:t xml:space="preserve">Click the one you want, or keep typing to search for it</w:t>
       </w:r>
     </w:p>
     <w:p>
@@ -160,75 +200,39 @@
           <w:ilvl w:val="0"/>
           <w:numId w:val="2"/>
         </w:numPr>
-        <w:spacing w:after="60" w:before="60"/>
-      </w:pPr>
-      <w:r>
-        <w:rPr>
-          <w:rFonts w:ascii="Arial" w:cs="Arial" w:eastAsia="Arial" w:hAnsi="Arial"/>
-          <w:sz w:val="24"/>
-          <w:szCs w:val="24"/>
-        </w:rPr>
-        <w:t xml:space="preserve">3. </w:t>
-      </w:r>
-      <w:r>
-        <w:rPr>
-          <w:rFonts w:ascii="Arial" w:cs="Arial" w:eastAsia="Arial" w:hAnsi="Arial"/>
-          <w:sz w:val="24"/>
-          <w:szCs w:val="24"/>
-        </w:rPr>
-        <w:t xml:space="preserve">Requesting Shift Coverage</w:t>
-      </w:r>
-    </w:p>
-    <w:p>
-      <w:pPr>
-        <w:pStyle w:val="ListParagraph"/>
-        <w:numPr>
-          <w:ilvl w:val="0"/>
-          <w:numId w:val="2"/>
-        </w:numPr>
-        <w:spacing w:after="60" w:before="60"/>
-      </w:pPr>
-      <w:r>
-        <w:rPr>
-          <w:rFonts w:ascii="Arial" w:cs="Arial" w:eastAsia="Arial" w:hAnsi="Arial"/>
-          <w:sz w:val="24"/>
-          <w:szCs w:val="24"/>
-        </w:rPr>
-        <w:t xml:space="preserve">4. </w:t>
-      </w:r>
-      <w:r>
-        <w:rPr>
-          <w:rFonts w:ascii="Arial" w:cs="Arial" w:eastAsia="Arial" w:hAnsi="Arial"/>
-          <w:sz w:val="24"/>
-          <w:szCs w:val="24"/>
-        </w:rPr>
-        <w:t xml:space="preserve">Cancelling a Coverage Request</w:t>
-      </w:r>
-    </w:p>
-    <w:p>
-      <w:pPr>
-        <w:pStyle w:val="ListParagraph"/>
-        <w:numPr>
-          <w:ilvl w:val="0"/>
-          <w:numId w:val="2"/>
-        </w:numPr>
-        <w:spacing w:after="60" w:before="60"/>
-      </w:pPr>
-      <w:r>
-        <w:rPr>
-          <w:rFonts w:ascii="Arial" w:cs="Arial" w:eastAsia="Arial" w:hAnsi="Arial"/>
-          <w:sz w:val="24"/>
-          <w:szCs w:val="24"/>
-        </w:rPr>
-        <w:t xml:space="preserve">5. </w:t>
-      </w:r>
-      <w:r>
-        <w:rPr>
-          <w:rFonts w:ascii="Arial" w:cs="Arial" w:eastAsia="Arial" w:hAnsi="Arial"/>
-          <w:sz w:val="24"/>
-          <w:szCs w:val="24"/>
-        </w:rPr>
-        <w:t xml:space="preserve">Responding to Someone Else’s Coverage Request</w:t>
+        <w:spacing w:after="80" w:before="80"/>
+      </w:pPr>
+      <w:r>
+        <w:rPr>
+          <w:rFonts w:ascii="Arial" w:cs="Arial" w:eastAsia="Arial" w:hAnsi="Arial"/>
+          <w:sz w:val="24"/>
+          <w:szCs w:val="24"/>
+        </w:rPr>
+        <w:t xml:space="preserve">Fill in any fields that appear and press Enter</w:t>
+      </w:r>
+    </w:p>
+    <w:p>
+      <w:pPr>
+        <w:spacing w:after="0" w:before="80"/>
+      </w:pPr>
+    </w:p>
+    <w:p>
+      <w:pPr>
+        <w:pBdr>
+          <w:left w:val="single" w:color="2E5FA3" w:sz="12" w:space="8"/>
+        </w:pBdr>
+        <w:spacing w:after="80" w:before="80"/>
+        <w:ind w:left="720"/>
+      </w:pPr>
+      <w:r>
+        <w:rPr>
+          <w:rFonts w:ascii="Arial" w:cs="Arial" w:eastAsia="Arial" w:hAnsi="Arial"/>
+          <w:i/>
+          <w:iCs/>
+          <w:sz w:val="24"/>
+          <w:szCs w:val="24"/>
+        </w:rPr>
+        <w:t xml:space="preserve">Tip: You only need a handful of commands — they’re all listed in this guide.</w:t>
       </w:r>
     </w:p>
     <w:p>
@@ -246,260 +250,17 @@
     </w:p>
     <w:p>
       <w:pPr>
-        <w:spacing w:after="0" w:before="80"/>
-      </w:pPr>
-    </w:p>
-    <w:p>
-      <w:pPr>
-        <w:pStyle w:val="Heading1"/>
-        <w:spacing w:after="120" w:before="360"/>
-      </w:pPr>
-      <w:r>
-        <w:rPr>
-          <w:rFonts w:ascii="Arial" w:cs="Arial" w:eastAsia="Arial" w:hAnsi="Arial"/>
-          <w:b/>
-          <w:bCs/>
-          <w:color w:val="2E5FA3"/>
-          <w:sz w:val="32"/>
-          <w:szCs w:val="32"/>
-        </w:rPr>
-        <w:t xml:space="preserve">1. Meeting Reminders &amp; RSVPs</w:t>
-      </w:r>
-    </w:p>
-    <w:p>
-      <w:pPr>
-        <w:spacing w:after="80" w:before="80"/>
-      </w:pPr>
-      <w:r>
-        <w:rPr>
-          <w:rFonts w:ascii="Arial" w:cs="Arial" w:eastAsia="Arial" w:hAnsi="Arial"/>
-          <w:sz w:val="24"/>
-          <w:szCs w:val="24"/>
-        </w:rPr>
-        <w:t xml:space="preserve">When a meeting is scheduled, the bot posts an announcement in the meeting channel with RSVP reactions:</w:t>
-      </w:r>
-    </w:p>
-    <w:p>
-      <w:pPr>
-        <w:spacing w:after="60" w:before="60"/>
-      </w:pPr>
-      <w:r>
-        <w:rPr>
-          <w:rFonts w:ascii="Arial" w:cs="Arial" w:eastAsia="Arial" w:hAnsi="Arial"/>
-          <w:b/>
-          <w:bCs/>
-          <w:sz w:val="24"/>
-          <w:szCs w:val="24"/>
-        </w:rPr>
-        <w:t xml:space="preserve">✅</w:t>
-      </w:r>
-      <w:r>
-        <w:rPr>
-          <w:rFonts w:ascii="Arial" w:cs="Arial" w:eastAsia="Arial" w:hAnsi="Arial"/>
-          <w:sz w:val="24"/>
-          <w:szCs w:val="24"/>
-        </w:rPr>
-        <w:t xml:space="preserve"> — You’re attending</w:t>
-      </w:r>
-    </w:p>
-    <w:p>
-      <w:pPr>
-        <w:spacing w:after="60" w:before="60"/>
-      </w:pPr>
-      <w:r>
-        <w:rPr>
-          <w:rFonts w:ascii="Arial" w:cs="Arial" w:eastAsia="Arial" w:hAnsi="Arial"/>
-          <w:b/>
-          <w:bCs/>
-          <w:sz w:val="24"/>
-          <w:szCs w:val="24"/>
-        </w:rPr>
-        <w:t xml:space="preserve">❌</w:t>
-      </w:r>
-      <w:r>
-        <w:rPr>
-          <w:rFonts w:ascii="Arial" w:cs="Arial" w:eastAsia="Arial" w:hAnsi="Arial"/>
-          <w:sz w:val="24"/>
-          <w:szCs w:val="24"/>
-        </w:rPr>
-        <w:t xml:space="preserve"> — You can’t make it</w:t>
-      </w:r>
-    </w:p>
-    <w:p>
-      <w:pPr>
-        <w:spacing w:after="60" w:before="60"/>
-      </w:pPr>
-      <w:r>
-        <w:rPr>
-          <w:rFonts w:ascii="Arial" w:cs="Arial" w:eastAsia="Arial" w:hAnsi="Arial"/>
-          <w:b/>
-          <w:bCs/>
-          <w:sz w:val="24"/>
-          <w:szCs w:val="24"/>
-        </w:rPr>
-        <w:t xml:space="preserve">❓</w:t>
-      </w:r>
-      <w:r>
-        <w:rPr>
-          <w:rFonts w:ascii="Arial" w:cs="Arial" w:eastAsia="Arial" w:hAnsi="Arial"/>
-          <w:sz w:val="24"/>
-          <w:szCs w:val="24"/>
-        </w:rPr>
-        <w:t xml:space="preserve"> — Maybe</w:t>
-      </w:r>
-    </w:p>
-    <w:p>
-      <w:pPr>
-        <w:spacing w:after="80" w:before="80"/>
-      </w:pPr>
-      <w:r>
-        <w:rPr>
-          <w:rFonts w:ascii="Arial" w:cs="Arial" w:eastAsia="Arial" w:hAnsi="Arial"/>
-          <w:sz w:val="24"/>
-          <w:szCs w:val="24"/>
-        </w:rPr>
-        <w:t xml:space="preserve">React on that original post to RSVP. </w:t>
-      </w:r>
-      <w:r>
-        <w:rPr>
-          <w:rFonts w:ascii="Arial" w:cs="Arial" w:eastAsia="Arial" w:hAnsi="Arial"/>
-          <w:b/>
-          <w:bCs/>
-          <w:sz w:val="24"/>
-          <w:szCs w:val="24"/>
-        </w:rPr>
-        <w:t xml:space="preserve">You only need to RSVP once</w:t>
-      </w:r>
-      <w:r>
-        <w:rPr>
-          <w:rFonts w:ascii="Arial" w:cs="Arial" w:eastAsia="Arial" w:hAnsi="Arial"/>
-          <w:sz w:val="24"/>
-          <w:szCs w:val="24"/>
-        </w:rPr>
-        <w:t xml:space="preserve"> — the original post is the single place your response is tracked.</w:t>
-      </w:r>
-    </w:p>
-    <w:p>
-      <w:pPr>
-        <w:spacing w:after="80" w:before="80"/>
-      </w:pPr>
-      <w:r>
-        <w:rPr>
-          <w:rFonts w:ascii="Arial" w:cs="Arial" w:eastAsia="Arial" w:hAnsi="Arial"/>
-          <w:sz w:val="24"/>
-          <w:szCs w:val="24"/>
-        </w:rPr>
-        <w:t xml:space="preserve">As the meeting gets closer, the bot will post follow-up reminders (7 days out and 24 hours out). These will @mention you if you’ve already said ✅ or ❓, and include a link back to the original post so you can update your response if your availability changes. The follow-up reminders don’t have their own reactions — just use the link to go back to the original.</w:t>
-      </w:r>
-    </w:p>
-    <w:p>
-      <w:pPr>
-        <w:spacing w:after="80" w:before="80"/>
-      </w:pPr>
-      <w:r>
-        <w:rPr>
-          <w:rFonts w:ascii="Arial" w:cs="Arial" w:eastAsia="Arial" w:hAnsi="Arial"/>
-          <w:sz w:val="24"/>
-          <w:szCs w:val="24"/>
-        </w:rPr>
-        <w:t xml:space="preserve">If a meeting is cancelled, the original post will be updated to show it’s cancelled and a new cancellation notice will appear in the channel.</w:t>
-      </w:r>
-    </w:p>
-    <w:p>
-      <w:pPr>
-        <w:pStyle w:val="Heading1"/>
-        <w:spacing w:after="120" w:before="360"/>
-      </w:pPr>
-      <w:r>
-        <w:rPr>
-          <w:rFonts w:ascii="Arial" w:cs="Arial" w:eastAsia="Arial" w:hAnsi="Arial"/>
-          <w:b/>
-          <w:bCs/>
-          <w:color w:val="2E5FA3"/>
-          <w:sz w:val="32"/>
-          <w:szCs w:val="32"/>
-        </w:rPr>
-        <w:t xml:space="preserve">2. Checking In for Your Shift</w:t>
-      </w:r>
-    </w:p>
-    <w:p>
-      <w:pPr>
-        <w:spacing w:after="80" w:before="80"/>
-      </w:pPr>
-      <w:r>
-        <w:rPr>
-          <w:rFonts w:ascii="Arial" w:cs="Arial" w:eastAsia="Arial" w:hAnsi="Arial"/>
-          <w:sz w:val="24"/>
-          <w:szCs w:val="24"/>
-        </w:rPr>
-        <w:t xml:space="preserve">Use </w:t>
-      </w:r>
-      <w:r>
-        <w:rPr>
-          <w:rFonts w:ascii="Courier New" w:cs="Courier New" w:eastAsia="Courier New" w:hAnsi="Courier New"/>
-          <w:color w:val="444444"/>
-          <w:sz w:val="22"/>
-          <w:szCs w:val="22"/>
-        </w:rPr>
-        <w:t xml:space="preserve">/check-in</w:t>
-      </w:r>
-      <w:r>
-        <w:rPr>
-          <w:rFonts w:ascii="Arial" w:cs="Arial" w:eastAsia="Arial" w:hAnsi="Arial"/>
-          <w:sz w:val="24"/>
-          <w:szCs w:val="24"/>
-        </w:rPr>
-        <w:t xml:space="preserve"> to confirm you’re ready for your show.</w:t>
-      </w:r>
-    </w:p>
-    <w:p>
-      <w:pPr>
-        <w:spacing w:after="0" w:before="80"/>
-      </w:pPr>
-    </w:p>
-    <w:p>
-      <w:pPr>
-        <w:spacing w:after="80" w:before="80"/>
-      </w:pPr>
-      <w:r>
-        <w:rPr>
-          <w:rFonts w:ascii="Arial" w:cs="Arial" w:eastAsia="Arial" w:hAnsi="Arial"/>
-          <w:b/>
-          <w:bCs/>
-          <w:sz w:val="24"/>
-          <w:szCs w:val="24"/>
-        </w:rPr>
-        <w:t xml:space="preserve">When to do it: </w:t>
-      </w:r>
-      <w:r>
-        <w:rPr>
-          <w:rFonts w:ascii="Arial" w:cs="Arial" w:eastAsia="Arial" w:hAnsi="Arial"/>
-          <w:sz w:val="24"/>
-          <w:szCs w:val="24"/>
-        </w:rPr>
-        <w:t xml:space="preserve">Check in before your call time. If you haven’t checked in by then, the production team will be notified automatically.</w:t>
-      </w:r>
-    </w:p>
-    <w:p>
-      <w:pPr>
-        <w:spacing w:after="0" w:before="80"/>
-      </w:pPr>
-    </w:p>
-    <w:p>
-      <w:pPr>
-        <w:pStyle w:val="Heading2"/>
-        <w:spacing w:after="80" w:before="240"/>
-      </w:pPr>
-      <w:r>
-        <w:rPr>
-          <w:rFonts w:ascii="Arial" w:cs="Arial" w:eastAsia="Arial" w:hAnsi="Arial"/>
-          <w:b/>
-          <w:bCs/>
-          <w:color w:val="333333"/>
-          <w:sz w:val="26"/>
-          <w:szCs w:val="26"/>
-        </w:rPr>
-        <w:t xml:space="preserve">How to use it:</w:t>
+        <w:spacing w:after="80" w:before="80"/>
+      </w:pPr>
+      <w:r>
+        <w:rPr>
+          <w:rFonts w:ascii="Arial" w:cs="Arial" w:eastAsia="Arial" w:hAnsi="Arial"/>
+          <w:b/>
+          <w:bCs/>
+          <w:sz w:val="24"/>
+          <w:szCs w:val="24"/>
+        </w:rPr>
+        <w:t xml:space="preserve">In this guide:</w:t>
       </w:r>
     </w:p>
     <w:p>
@@ -509,32 +270,23 @@
           <w:ilvl w:val="0"/>
           <w:numId w:val="3"/>
         </w:numPr>
-        <w:spacing w:after="80" w:before="80"/>
-      </w:pPr>
-      <w:r>
-        <w:rPr>
-          <w:rFonts w:ascii="Arial" w:cs="Arial" w:eastAsia="Arial" w:hAnsi="Arial"/>
-          <w:sz w:val="24"/>
-          <w:szCs w:val="24"/>
-        </w:rPr>
-        <w:t xml:space="preserve">In any channel where the bot is active, type </w:t>
-      </w:r>
-      <w:r>
-        <w:rPr>
-          <w:rFonts w:ascii="Courier New" w:cs="Courier New" w:eastAsia="Courier New" w:hAnsi="Courier New"/>
-          <w:color w:val="444444"/>
-          <w:sz w:val="22"/>
-          <w:szCs w:val="22"/>
-        </w:rPr>
-        <w:t xml:space="preserve">/check-in</w:t>
-      </w:r>
-      <w:r>
-        <w:rPr>
-          <w:rFonts w:ascii="Arial" w:cs="Arial" w:eastAsia="Arial" w:hAnsi="Arial"/>
-          <w:sz w:val="24"/>
-          <w:szCs w:val="24"/>
-        </w:rPr>
-        <w:t xml:space="preserve"> and press Enter.</w:t>
+        <w:spacing w:after="60" w:before="60"/>
+      </w:pPr>
+      <w:r>
+        <w:rPr>
+          <w:rFonts w:ascii="Arial" w:cs="Arial" w:eastAsia="Arial" w:hAnsi="Arial"/>
+          <w:sz w:val="24"/>
+          <w:szCs w:val="24"/>
+        </w:rPr>
+        <w:t xml:space="preserve">1. </w:t>
+      </w:r>
+      <w:r>
+        <w:rPr>
+          <w:rFonts w:ascii="Arial" w:cs="Arial" w:eastAsia="Arial" w:hAnsi="Arial"/>
+          <w:sz w:val="24"/>
+          <w:szCs w:val="24"/>
+        </w:rPr>
+        <w:t xml:space="preserve">Meeting Reminders &amp; RSVPs</w:t>
       </w:r>
     </w:p>
     <w:p>
@@ -544,15 +296,23 @@
           <w:ilvl w:val="0"/>
           <w:numId w:val="3"/>
         </w:numPr>
-        <w:spacing w:after="80" w:before="80"/>
-      </w:pPr>
-      <w:r>
-        <w:rPr>
-          <w:rFonts w:ascii="Arial" w:cs="Arial" w:eastAsia="Arial" w:hAnsi="Arial"/>
-          <w:sz w:val="24"/>
-          <w:szCs w:val="24"/>
-        </w:rPr>
-        <w:t xml:space="preserve">If you have one show today, the bot confirms you immediately.</w:t>
+        <w:spacing w:after="60" w:before="60"/>
+      </w:pPr>
+      <w:r>
+        <w:rPr>
+          <w:rFonts w:ascii="Arial" w:cs="Arial" w:eastAsia="Arial" w:hAnsi="Arial"/>
+          <w:sz w:val="24"/>
+          <w:szCs w:val="24"/>
+        </w:rPr>
+        <w:t xml:space="preserve">2. </w:t>
+      </w:r>
+      <w:r>
+        <w:rPr>
+          <w:rFonts w:ascii="Arial" w:cs="Arial" w:eastAsia="Arial" w:hAnsi="Arial"/>
+          <w:sz w:val="24"/>
+          <w:szCs w:val="24"/>
+        </w:rPr>
+        <w:t xml:space="preserve">Checking In for Your Shift</w:t>
       </w:r>
     </w:p>
     <w:p>
@@ -561,6 +321,597 @@
         <w:numPr>
           <w:ilvl w:val="0"/>
           <w:numId w:val="3"/>
+        </w:numPr>
+        <w:spacing w:after="60" w:before="60"/>
+      </w:pPr>
+      <w:r>
+        <w:rPr>
+          <w:rFonts w:ascii="Arial" w:cs="Arial" w:eastAsia="Arial" w:hAnsi="Arial"/>
+          <w:sz w:val="24"/>
+          <w:szCs w:val="24"/>
+        </w:rPr>
+        <w:t xml:space="preserve">3. </w:t>
+      </w:r>
+      <w:r>
+        <w:rPr>
+          <w:rFonts w:ascii="Arial" w:cs="Arial" w:eastAsia="Arial" w:hAnsi="Arial"/>
+          <w:sz w:val="24"/>
+          <w:szCs w:val="24"/>
+        </w:rPr>
+        <w:t xml:space="preserve">Viewing Your Schedule</w:t>
+      </w:r>
+    </w:p>
+    <w:p>
+      <w:pPr>
+        <w:pStyle w:val="ListParagraph"/>
+        <w:numPr>
+          <w:ilvl w:val="0"/>
+          <w:numId w:val="3"/>
+        </w:numPr>
+        <w:spacing w:after="60" w:before="60"/>
+      </w:pPr>
+      <w:r>
+        <w:rPr>
+          <w:rFonts w:ascii="Arial" w:cs="Arial" w:eastAsia="Arial" w:hAnsi="Arial"/>
+          <w:sz w:val="24"/>
+          <w:szCs w:val="24"/>
+        </w:rPr>
+        <w:t xml:space="preserve">4. </w:t>
+      </w:r>
+      <w:r>
+        <w:rPr>
+          <w:rFonts w:ascii="Arial" w:cs="Arial" w:eastAsia="Arial" w:hAnsi="Arial"/>
+          <w:sz w:val="24"/>
+          <w:szCs w:val="24"/>
+        </w:rPr>
+        <w:t xml:space="preserve">Requesting Shift Coverage</w:t>
+      </w:r>
+    </w:p>
+    <w:p>
+      <w:pPr>
+        <w:pStyle w:val="ListParagraph"/>
+        <w:numPr>
+          <w:ilvl w:val="0"/>
+          <w:numId w:val="3"/>
+        </w:numPr>
+        <w:spacing w:after="60" w:before="60"/>
+      </w:pPr>
+      <w:r>
+        <w:rPr>
+          <w:rFonts w:ascii="Arial" w:cs="Arial" w:eastAsia="Arial" w:hAnsi="Arial"/>
+          <w:sz w:val="24"/>
+          <w:szCs w:val="24"/>
+        </w:rPr>
+        <w:t xml:space="preserve">5. </w:t>
+      </w:r>
+      <w:r>
+        <w:rPr>
+          <w:rFonts w:ascii="Arial" w:cs="Arial" w:eastAsia="Arial" w:hAnsi="Arial"/>
+          <w:sz w:val="24"/>
+          <w:szCs w:val="24"/>
+        </w:rPr>
+        <w:t xml:space="preserve">Cancelling a Coverage Request</w:t>
+      </w:r>
+    </w:p>
+    <w:p>
+      <w:pPr>
+        <w:pStyle w:val="ListParagraph"/>
+        <w:numPr>
+          <w:ilvl w:val="0"/>
+          <w:numId w:val="3"/>
+        </w:numPr>
+        <w:spacing w:after="60" w:before="60"/>
+      </w:pPr>
+      <w:r>
+        <w:rPr>
+          <w:rFonts w:ascii="Arial" w:cs="Arial" w:eastAsia="Arial" w:hAnsi="Arial"/>
+          <w:sz w:val="24"/>
+          <w:szCs w:val="24"/>
+        </w:rPr>
+        <w:t xml:space="preserve">6. </w:t>
+      </w:r>
+      <w:r>
+        <w:rPr>
+          <w:rFonts w:ascii="Arial" w:cs="Arial" w:eastAsia="Arial" w:hAnsi="Arial"/>
+          <w:sz w:val="24"/>
+          <w:szCs w:val="24"/>
+        </w:rPr>
+        <w:t xml:space="preserve">Responding to Someone Else’s Coverage Request</w:t>
+      </w:r>
+    </w:p>
+    <w:p>
+      <w:pPr>
+        <w:spacing w:after="0" w:before="200"/>
+      </w:pPr>
+    </w:p>
+    <w:p>
+      <w:pPr>
+        <w:pBdr>
+          <w:bottom w:val="single" w:color="CCCCCC" w:sz="4" w:space="1"/>
+        </w:pBdr>
+        <w:spacing w:after="200" w:before="200"/>
+      </w:pPr>
+    </w:p>
+    <w:p>
+      <w:pPr>
+        <w:spacing w:after="0" w:before="80"/>
+      </w:pPr>
+    </w:p>
+    <w:p>
+      <w:pPr>
+        <w:pStyle w:val="Heading1"/>
+        <w:spacing w:after="120" w:before="360"/>
+      </w:pPr>
+      <w:r>
+        <w:rPr>
+          <w:rFonts w:ascii="Arial" w:cs="Arial" w:eastAsia="Arial" w:hAnsi="Arial"/>
+          <w:b/>
+          <w:bCs/>
+          <w:color w:val="2E5FA3"/>
+          <w:sz w:val="32"/>
+          <w:szCs w:val="32"/>
+        </w:rPr>
+        <w:t xml:space="preserve">1. Meeting Reminders &amp; RSVPs</w:t>
+      </w:r>
+    </w:p>
+    <w:p>
+      <w:pPr>
+        <w:pStyle w:val="Heading2"/>
+        <w:spacing w:after="80" w:before="240"/>
+      </w:pPr>
+      <w:r>
+        <w:rPr>
+          <w:rFonts w:ascii="Arial" w:cs="Arial" w:eastAsia="Arial" w:hAnsi="Arial"/>
+          <w:b/>
+          <w:bCs/>
+          <w:color w:val="333333"/>
+          <w:sz w:val="26"/>
+          <w:szCs w:val="26"/>
+        </w:rPr>
+        <w:t xml:space="preserve">What the bot does automatically</w:t>
+      </w:r>
+    </w:p>
+    <w:p>
+      <w:pPr>
+        <w:spacing w:after="80" w:before="80"/>
+      </w:pPr>
+      <w:r>
+        <w:rPr>
+          <w:rFonts w:ascii="Arial" w:cs="Arial" w:eastAsia="Arial" w:hAnsi="Arial"/>
+          <w:sz w:val="24"/>
+          <w:szCs w:val="24"/>
+        </w:rPr>
+        <w:t xml:space="preserve">When a meeting is scheduled, the bot posts an announcement in the meeting channel with RSVP reactions:</w:t>
+      </w:r>
+    </w:p>
+    <w:p>
+      <w:pPr>
+        <w:spacing w:after="0" w:before="80"/>
+      </w:pPr>
+    </w:p>
+    <w:p>
+      <w:pPr>
+        <w:pStyle w:val="ListParagraph"/>
+        <w:numPr>
+          <w:ilvl w:val="0"/>
+          <w:numId w:val="3"/>
+        </w:numPr>
+        <w:spacing w:after="60" w:before="60"/>
+      </w:pPr>
+      <w:r>
+        <w:rPr>
+          <w:rFonts w:ascii="Arial" w:cs="Arial" w:eastAsia="Arial" w:hAnsi="Arial"/>
+          <w:b/>
+          <w:bCs/>
+          <w:sz w:val="24"/>
+          <w:szCs w:val="24"/>
+        </w:rPr>
+        <w:t xml:space="preserve">✅</w:t>
+      </w:r>
+      <w:r>
+        <w:rPr>
+          <w:rFonts w:ascii="Arial" w:cs="Arial" w:eastAsia="Arial" w:hAnsi="Arial"/>
+          <w:sz w:val="24"/>
+          <w:szCs w:val="24"/>
+        </w:rPr>
+        <w:t xml:space="preserve"> — You’re attending</w:t>
+      </w:r>
+    </w:p>
+    <w:p>
+      <w:pPr>
+        <w:pStyle w:val="ListParagraph"/>
+        <w:numPr>
+          <w:ilvl w:val="0"/>
+          <w:numId w:val="3"/>
+        </w:numPr>
+        <w:spacing w:after="60" w:before="60"/>
+      </w:pPr>
+      <w:r>
+        <w:rPr>
+          <w:rFonts w:ascii="Arial" w:cs="Arial" w:eastAsia="Arial" w:hAnsi="Arial"/>
+          <w:b/>
+          <w:bCs/>
+          <w:sz w:val="24"/>
+          <w:szCs w:val="24"/>
+        </w:rPr>
+        <w:t xml:space="preserve">❌</w:t>
+      </w:r>
+      <w:r>
+        <w:rPr>
+          <w:rFonts w:ascii="Arial" w:cs="Arial" w:eastAsia="Arial" w:hAnsi="Arial"/>
+          <w:sz w:val="24"/>
+          <w:szCs w:val="24"/>
+        </w:rPr>
+        <w:t xml:space="preserve"> — You can’t make it</w:t>
+      </w:r>
+    </w:p>
+    <w:p>
+      <w:pPr>
+        <w:pStyle w:val="ListParagraph"/>
+        <w:numPr>
+          <w:ilvl w:val="0"/>
+          <w:numId w:val="3"/>
+        </w:numPr>
+        <w:spacing w:after="60" w:before="60"/>
+      </w:pPr>
+      <w:r>
+        <w:rPr>
+          <w:rFonts w:ascii="Arial" w:cs="Arial" w:eastAsia="Arial" w:hAnsi="Arial"/>
+          <w:b/>
+          <w:bCs/>
+          <w:sz w:val="24"/>
+          <w:szCs w:val="24"/>
+        </w:rPr>
+        <w:t xml:space="preserve">❓</w:t>
+      </w:r>
+      <w:r>
+        <w:rPr>
+          <w:rFonts w:ascii="Arial" w:cs="Arial" w:eastAsia="Arial" w:hAnsi="Arial"/>
+          <w:sz w:val="24"/>
+          <w:szCs w:val="24"/>
+        </w:rPr>
+        <w:t xml:space="preserve"> — Maybe</w:t>
+      </w:r>
+    </w:p>
+    <w:p>
+      <w:pPr>
+        <w:spacing w:after="0" w:before="80"/>
+      </w:pPr>
+    </w:p>
+    <w:p>
+      <w:pPr>
+        <w:spacing w:after="80" w:before="80"/>
+      </w:pPr>
+      <w:r>
+        <w:rPr>
+          <w:rFonts w:ascii="Arial" w:cs="Arial" w:eastAsia="Arial" w:hAnsi="Arial"/>
+          <w:sz w:val="24"/>
+          <w:szCs w:val="24"/>
+        </w:rPr>
+        <w:t xml:space="preserve">As the meeting gets closer, the bot will post follow-up reminders (7 days out and 24 hours out). These will @mention you if you’ve already said ✅ or ❓, and include a link back to the original post so you can update your response. If a meeting is cancelled, the original post will be updated and a cancellation notice will appear in the channel.</w:t>
+      </w:r>
+    </w:p>
+    <w:p>
+      <w:pPr>
+        <w:spacing w:after="0" w:before="120"/>
+      </w:pPr>
+    </w:p>
+    <w:p>
+      <w:pPr>
+        <w:pStyle w:val="Heading2"/>
+        <w:spacing w:after="80" w:before="240"/>
+      </w:pPr>
+      <w:r>
+        <w:rPr>
+          <w:rFonts w:ascii="Arial" w:cs="Arial" w:eastAsia="Arial" w:hAnsi="Arial"/>
+          <w:b/>
+          <w:bCs/>
+          <w:color w:val="333333"/>
+          <w:sz w:val="26"/>
+          <w:szCs w:val="26"/>
+        </w:rPr>
+        <w:t xml:space="preserve">What you need to do</w:t>
+      </w:r>
+    </w:p>
+    <w:p>
+      <w:pPr>
+        <w:spacing w:after="80" w:before="80"/>
+      </w:pPr>
+      <w:r>
+        <w:rPr>
+          <w:rFonts w:ascii="Arial" w:cs="Arial" w:eastAsia="Arial" w:hAnsi="Arial"/>
+          <w:sz w:val="24"/>
+          <w:szCs w:val="24"/>
+        </w:rPr>
+        <w:t xml:space="preserve">React to the reminder post with one of the three emojis. </w:t>
+      </w:r>
+      <w:r>
+        <w:rPr>
+          <w:rFonts w:ascii="Arial" w:cs="Arial" w:eastAsia="Arial" w:hAnsi="Arial"/>
+          <w:b/>
+          <w:bCs/>
+          <w:sz w:val="24"/>
+          <w:szCs w:val="24"/>
+        </w:rPr>
+        <w:t xml:space="preserve">You only need to RSVP once</w:t>
+      </w:r>
+      <w:r>
+        <w:rPr>
+          <w:rFonts w:ascii="Arial" w:cs="Arial" w:eastAsia="Arial" w:hAnsi="Arial"/>
+          <w:sz w:val="24"/>
+          <w:szCs w:val="24"/>
+        </w:rPr>
+        <w:t xml:space="preserve"> — the original post is the single place your response is tracked. The follow-up reminders don’t have their own reactions — just use the link to go back to the original.</w:t>
+      </w:r>
+    </w:p>
+    <w:p>
+      <w:pPr>
+        <w:spacing w:after="0" w:before="80"/>
+      </w:pPr>
+    </w:p>
+    <w:p>
+      <w:pPr>
+        <w:spacing w:after="80" w:before="80"/>
+      </w:pPr>
+      <w:r>
+        <w:rPr>
+          <w:rFonts w:ascii="Arial" w:cs="Arial" w:eastAsia="Arial" w:hAnsi="Arial"/>
+          <w:sz w:val="24"/>
+          <w:szCs w:val="24"/>
+        </w:rPr>
+        <w:t xml:space="preserve">You can change your response at any time — just remove your old reaction and add the new one.</w:t>
+      </w:r>
+    </w:p>
+    <w:p>
+      <w:pPr>
+        <w:spacing w:after="0" w:before="200"/>
+      </w:pPr>
+    </w:p>
+    <w:p>
+      <w:pPr>
+        <w:pBdr>
+          <w:bottom w:val="single" w:color="CCCCCC" w:sz="4" w:space="1"/>
+        </w:pBdr>
+        <w:spacing w:after="200" w:before="200"/>
+      </w:pPr>
+    </w:p>
+    <w:p>
+      <w:pPr>
+        <w:spacing w:after="0" w:before="80"/>
+      </w:pPr>
+    </w:p>
+    <w:p>
+      <w:pPr>
+        <w:pStyle w:val="Heading1"/>
+        <w:spacing w:after="120" w:before="360"/>
+      </w:pPr>
+      <w:r>
+        <w:rPr>
+          <w:rFonts w:ascii="Arial" w:cs="Arial" w:eastAsia="Arial" w:hAnsi="Arial"/>
+          <w:b/>
+          <w:bCs/>
+          <w:color w:val="2E5FA3"/>
+          <w:sz w:val="32"/>
+          <w:szCs w:val="32"/>
+        </w:rPr>
+        <w:t xml:space="preserve">2. Checking In for Your Shift</w:t>
+      </w:r>
+    </w:p>
+    <w:p>
+      <w:pPr>
+        <w:pStyle w:val="Heading2"/>
+        <w:spacing w:after="80" w:before="240"/>
+      </w:pPr>
+      <w:r>
+        <w:rPr>
+          <w:rFonts w:ascii="Arial" w:cs="Arial" w:eastAsia="Arial" w:hAnsi="Arial"/>
+          <w:b/>
+          <w:bCs/>
+          <w:color w:val="333333"/>
+          <w:sz w:val="26"/>
+          <w:szCs w:val="26"/>
+        </w:rPr>
+        <w:t xml:space="preserve">What the bot does automatically</w:t>
+      </w:r>
+    </w:p>
+    <w:p>
+      <w:pPr>
+        <w:spacing w:after="80" w:before="80"/>
+      </w:pPr>
+      <w:r>
+        <w:rPr>
+          <w:rFonts w:ascii="Arial" w:cs="Arial" w:eastAsia="Arial" w:hAnsi="Arial"/>
+          <w:sz w:val="24"/>
+          <w:szCs w:val="24"/>
+        </w:rPr>
+        <w:t xml:space="preserve">For shows with check-in enabled (GGB, Lucidity, and The Endings), the bot keeps an eye on call times. If you haven’t checked in by your call time, an alert fires in your show’s admin channel so the right people are notified.</w:t>
+      </w:r>
+    </w:p>
+    <w:p>
+      <w:pPr>
+        <w:spacing w:after="0" w:before="80"/>
+      </w:pPr>
+    </w:p>
+    <w:p>
+      <w:pPr>
+        <w:pBdr>
+          <w:left w:val="single" w:color="2E5FA3" w:sz="12" w:space="8"/>
+        </w:pBdr>
+        <w:spacing w:after="80" w:before="80"/>
+        <w:ind w:left="720"/>
+      </w:pPr>
+      <w:r>
+        <w:rPr>
+          <w:rFonts w:ascii="Arial" w:cs="Arial" w:eastAsia="Arial" w:hAnsi="Arial"/>
+          <w:i/>
+          <w:iCs/>
+          <w:sz w:val="24"/>
+          <w:szCs w:val="24"/>
+        </w:rPr>
+        <w:t xml:space="preserve">Note: MFB does not use check-in.</w:t>
+      </w:r>
+    </w:p>
+    <w:p>
+      <w:pPr>
+        <w:spacing w:after="0" w:before="120"/>
+      </w:pPr>
+    </w:p>
+    <w:p>
+      <w:pPr>
+        <w:pStyle w:val="Heading2"/>
+        <w:spacing w:after="80" w:before="240"/>
+      </w:pPr>
+      <w:r>
+        <w:rPr>
+          <w:rFonts w:ascii="Arial" w:cs="Arial" w:eastAsia="Arial" w:hAnsi="Arial"/>
+          <w:b/>
+          <w:bCs/>
+          <w:color w:val="333333"/>
+          <w:sz w:val="26"/>
+          <w:szCs w:val="26"/>
+        </w:rPr>
+        <w:t xml:space="preserve">What you need to do</w:t>
+      </w:r>
+    </w:p>
+    <w:p>
+      <w:pPr>
+        <w:spacing w:after="80" w:before="80"/>
+      </w:pPr>
+      <w:r>
+        <w:rPr>
+          <w:rFonts w:ascii="Arial" w:cs="Arial" w:eastAsia="Arial" w:hAnsi="Arial"/>
+          <w:sz w:val="24"/>
+          <w:szCs w:val="24"/>
+        </w:rPr>
+        <w:t xml:space="preserve">Use </w:t>
+      </w:r>
+      <w:r>
+        <w:rPr>
+          <w:rFonts w:ascii="Courier New" w:cs="Courier New" w:eastAsia="Courier New" w:hAnsi="Courier New"/>
+          <w:color w:val="444444"/>
+          <w:sz w:val="22"/>
+          <w:szCs w:val="22"/>
+        </w:rPr>
+        <w:t xml:space="preserve">/check-in</w:t>
+      </w:r>
+      <w:r>
+        <w:rPr>
+          <w:rFonts w:ascii="Arial" w:cs="Arial" w:eastAsia="Arial" w:hAnsi="Arial"/>
+          <w:sz w:val="24"/>
+          <w:szCs w:val="24"/>
+        </w:rPr>
+        <w:t xml:space="preserve"> to confirm you’re ready for your show.</w:t>
+      </w:r>
+    </w:p>
+    <w:p>
+      <w:pPr>
+        <w:spacing w:after="0" w:before="80"/>
+      </w:pPr>
+    </w:p>
+    <w:p>
+      <w:pPr>
+        <w:spacing w:after="80" w:before="80"/>
+      </w:pPr>
+      <w:r>
+        <w:rPr>
+          <w:rFonts w:ascii="Arial" w:cs="Arial" w:eastAsia="Arial" w:hAnsi="Arial"/>
+          <w:b/>
+          <w:bCs/>
+          <w:sz w:val="24"/>
+          <w:szCs w:val="24"/>
+        </w:rPr>
+        <w:t xml:space="preserve">When to do it: </w:t>
+      </w:r>
+      <w:r>
+        <w:rPr>
+          <w:rFonts w:ascii="Arial" w:cs="Arial" w:eastAsia="Arial" w:hAnsi="Arial"/>
+          <w:sz w:val="24"/>
+          <w:szCs w:val="24"/>
+        </w:rPr>
+        <w:t xml:space="preserve">Check in before your call time.</w:t>
+      </w:r>
+    </w:p>
+    <w:p>
+      <w:pPr>
+        <w:spacing w:after="0" w:before="80"/>
+      </w:pPr>
+    </w:p>
+    <w:p>
+      <w:pPr>
+        <w:pStyle w:val="Heading2"/>
+        <w:spacing w:after="80" w:before="240"/>
+      </w:pPr>
+      <w:r>
+        <w:rPr>
+          <w:rFonts w:ascii="Arial" w:cs="Arial" w:eastAsia="Arial" w:hAnsi="Arial"/>
+          <w:b/>
+          <w:bCs/>
+          <w:color w:val="333333"/>
+          <w:sz w:val="26"/>
+          <w:szCs w:val="26"/>
+        </w:rPr>
+        <w:t xml:space="preserve">How to use it:</w:t>
+      </w:r>
+    </w:p>
+    <w:p>
+      <w:pPr>
+        <w:pStyle w:val="ListParagraph"/>
+        <w:numPr>
+          <w:ilvl w:val="0"/>
+          <w:numId w:val="4"/>
+        </w:numPr>
+        <w:spacing w:after="80" w:before="80"/>
+      </w:pPr>
+      <w:r>
+        <w:rPr>
+          <w:rFonts w:ascii="Arial" w:cs="Arial" w:eastAsia="Arial" w:hAnsi="Arial"/>
+          <w:sz w:val="24"/>
+          <w:szCs w:val="24"/>
+        </w:rPr>
+        <w:t xml:space="preserve">In any channel where the bot is active, type </w:t>
+      </w:r>
+      <w:r>
+        <w:rPr>
+          <w:rFonts w:ascii="Courier New" w:cs="Courier New" w:eastAsia="Courier New" w:hAnsi="Courier New"/>
+          <w:color w:val="444444"/>
+          <w:sz w:val="22"/>
+          <w:szCs w:val="22"/>
+        </w:rPr>
+        <w:t xml:space="preserve">/check-in</w:t>
+      </w:r>
+      <w:r>
+        <w:rPr>
+          <w:rFonts w:ascii="Arial" w:cs="Arial" w:eastAsia="Arial" w:hAnsi="Arial"/>
+          <w:sz w:val="24"/>
+          <w:szCs w:val="24"/>
+        </w:rPr>
+        <w:t xml:space="preserve"> and press Enter.</w:t>
+      </w:r>
+    </w:p>
+    <w:p>
+      <w:pPr>
+        <w:pStyle w:val="ListParagraph"/>
+        <w:numPr>
+          <w:ilvl w:val="0"/>
+          <w:numId w:val="4"/>
+        </w:numPr>
+        <w:spacing w:after="80" w:before="80"/>
+      </w:pPr>
+      <w:r>
+        <w:rPr>
+          <w:rFonts w:ascii="Arial" w:cs="Arial" w:eastAsia="Arial" w:hAnsi="Arial"/>
+          <w:sz w:val="24"/>
+          <w:szCs w:val="24"/>
+        </w:rPr>
+        <w:t xml:space="preserve">If you have one show today, the bot confirms you immediately.</w:t>
+      </w:r>
+    </w:p>
+    <w:p>
+      <w:pPr>
+        <w:pStyle w:val="ListParagraph"/>
+        <w:numPr>
+          <w:ilvl w:val="0"/>
+          <w:numId w:val="4"/>
         </w:numPr>
         <w:spacing w:after="80" w:before="80"/>
       </w:pPr>
@@ -1415,15 +1766,55 @@
     </w:p>
     <w:p>
       <w:pPr>
-        <w:spacing w:after="80" w:before="80"/>
-      </w:pPr>
-      <w:r>
-        <w:rPr>
-          <w:rFonts w:ascii="Arial" w:cs="Arial" w:eastAsia="Arial" w:hAnsi="Arial"/>
-          <w:sz w:val="24"/>
-          <w:szCs w:val="24"/>
-        </w:rPr>
-        <w:t xml:space="preserve">Use </w:t>
+        <w:pStyle w:val="Heading2"/>
+        <w:spacing w:after="80" w:before="240"/>
+      </w:pPr>
+      <w:r>
+        <w:rPr>
+          <w:rFonts w:ascii="Arial" w:cs="Arial" w:eastAsia="Arial" w:hAnsi="Arial"/>
+          <w:b/>
+          <w:bCs/>
+          <w:color w:val="333333"/>
+          <w:sz w:val="26"/>
+          <w:szCs w:val="26"/>
+        </w:rPr>
+        <w:t xml:space="preserve">What the bot does automatically</w:t>
+      </w:r>
+    </w:p>
+    <w:p>
+      <w:pPr>
+        <w:spacing w:after="80" w:before="80"/>
+      </w:pPr>
+      <w:r>
+        <w:rPr>
+          <w:rFonts w:ascii="Arial" w:cs="Arial" w:eastAsia="Arial" w:hAnsi="Arial"/>
+          <w:sz w:val="24"/>
+          <w:szCs w:val="24"/>
+        </w:rPr>
+        <w:t xml:space="preserve">Once you post a coverage request, the bot takes it from there:</w:t>
+      </w:r>
+    </w:p>
+    <w:p>
+      <w:pPr>
+        <w:spacing w:after="0" w:before="80"/>
+      </w:pPr>
+    </w:p>
+    <w:p>
+      <w:pPr>
+        <w:pStyle w:val="ListParagraph"/>
+        <w:numPr>
+          <w:ilvl w:val="0"/>
+          <w:numId w:val="3"/>
+        </w:numPr>
+        <w:spacing w:after="60" w:before="60"/>
+      </w:pPr>
+      <w:r>
+        <w:rPr>
+          <w:rFonts w:ascii="Arial" w:cs="Arial" w:eastAsia="Arial" w:hAnsi="Arial"/>
+          <w:sz w:val="24"/>
+          <w:szCs w:val="24"/>
+        </w:rPr>
+        <w:t xml:space="preserve">Posts individual messages for each shift in your show’s role channel (e.g. </w:t>
       </w:r>
       <w:r>
         <w:rPr>
@@ -1432,15 +1823,85 @@
           <w:sz w:val="22"/>
           <w:szCs w:val="22"/>
         </w:rPr>
-        <w:t xml:space="preserve">/coverage-request</w:t>
-      </w:r>
-      <w:r>
-        <w:rPr>
-          <w:rFonts w:ascii="Arial" w:cs="Arial" w:eastAsia="Arial" w:hAnsi="Arial"/>
-          <w:sz w:val="24"/>
-          <w:szCs w:val="24"/>
-        </w:rPr>
-        <w:t xml:space="preserve"> when you need someone to cover one or more of your shifts.</w:t>
+        <w:t xml:space="preserve">#mfb-daphne</w:t>
+      </w:r>
+      <w:r>
+        <w:rPr>
+          <w:rFonts w:ascii="Arial" w:cs="Arial" w:eastAsia="Arial" w:hAnsi="Arial"/>
+          <w:sz w:val="24"/>
+          <w:szCs w:val="24"/>
+        </w:rPr>
+        <w:t xml:space="preserve">, </w:t>
+      </w:r>
+      <w:r>
+        <w:rPr>
+          <w:rFonts w:ascii="Courier New" w:cs="Courier New" w:eastAsia="Courier New" w:hAnsi="Courier New"/>
+          <w:color w:val="444444"/>
+          <w:sz w:val="22"/>
+          <w:szCs w:val="22"/>
+        </w:rPr>
+        <w:t xml:space="preserve">#ggb-mikey</w:t>
+      </w:r>
+      <w:r>
+        <w:rPr>
+          <w:rFonts w:ascii="Arial" w:cs="Arial" w:eastAsia="Arial" w:hAnsi="Arial"/>
+          <w:sz w:val="24"/>
+          <w:szCs w:val="24"/>
+        </w:rPr>
+        <w:t xml:space="preserve">, </w:t>
+      </w:r>
+      <w:r>
+        <w:rPr>
+          <w:rFonts w:ascii="Courier New" w:cs="Courier New" w:eastAsia="Courier New" w:hAnsi="Courier New"/>
+          <w:color w:val="444444"/>
+          <w:sz w:val="22"/>
+          <w:szCs w:val="22"/>
+        </w:rPr>
+        <w:t xml:space="preserve">#endings-hr</w:t>
+      </w:r>
+      <w:r>
+        <w:rPr>
+          <w:rFonts w:ascii="Arial" w:cs="Arial" w:eastAsia="Arial" w:hAnsi="Arial"/>
+          <w:sz w:val="24"/>
+          <w:szCs w:val="24"/>
+        </w:rPr>
+        <w:t xml:space="preserve">)</w:t>
+      </w:r>
+    </w:p>
+    <w:p>
+      <w:pPr>
+        <w:pStyle w:val="ListParagraph"/>
+        <w:numPr>
+          <w:ilvl w:val="0"/>
+          <w:numId w:val="3"/>
+        </w:numPr>
+        <w:spacing w:after="60" w:before="60"/>
+      </w:pPr>
+      <w:r>
+        <w:rPr>
+          <w:rFonts w:ascii="Arial" w:cs="Arial" w:eastAsia="Arial" w:hAnsi="Arial"/>
+          <w:sz w:val="24"/>
+          <w:szCs w:val="24"/>
+        </w:rPr>
+        <w:t xml:space="preserve">Sends daily reminders about open requests until they’re filled</w:t>
+      </w:r>
+    </w:p>
+    <w:p>
+      <w:pPr>
+        <w:pStyle w:val="ListParagraph"/>
+        <w:numPr>
+          <w:ilvl w:val="0"/>
+          <w:numId w:val="3"/>
+        </w:numPr>
+        <w:spacing w:after="60" w:before="60"/>
+      </w:pPr>
+      <w:r>
+        <w:rPr>
+          <w:rFonts w:ascii="Arial" w:cs="Arial" w:eastAsia="Arial" w:hAnsi="Arial"/>
+          <w:sz w:val="24"/>
+          <w:szCs w:val="24"/>
+        </w:rPr>
+        <w:t xml:space="preserve">Notifies the coverage manager automatically when a shift is covered</w:t>
       </w:r>
     </w:p>
     <w:p>
@@ -1462,6 +1923,58 @@
           <w:sz w:val="26"/>
           <w:szCs w:val="26"/>
         </w:rPr>
+        <w:t xml:space="preserve">What you need to do</w:t>
+      </w:r>
+    </w:p>
+    <w:p>
+      <w:pPr>
+        <w:spacing w:after="80" w:before="80"/>
+      </w:pPr>
+      <w:r>
+        <w:rPr>
+          <w:rFonts w:ascii="Arial" w:cs="Arial" w:eastAsia="Arial" w:hAnsi="Arial"/>
+          <w:sz w:val="24"/>
+          <w:szCs w:val="24"/>
+        </w:rPr>
+        <w:t xml:space="preserve">Use </w:t>
+      </w:r>
+      <w:r>
+        <w:rPr>
+          <w:rFonts w:ascii="Courier New" w:cs="Courier New" w:eastAsia="Courier New" w:hAnsi="Courier New"/>
+          <w:color w:val="444444"/>
+          <w:sz w:val="22"/>
+          <w:szCs w:val="22"/>
+        </w:rPr>
+        <w:t xml:space="preserve">/coverage-request</w:t>
+      </w:r>
+      <w:r>
+        <w:rPr>
+          <w:rFonts w:ascii="Arial" w:cs="Arial" w:eastAsia="Arial" w:hAnsi="Arial"/>
+          <w:sz w:val="24"/>
+          <w:szCs w:val="24"/>
+        </w:rPr>
+        <w:t xml:space="preserve"> when you need someone to cover one or more of your shifts.</w:t>
+      </w:r>
+    </w:p>
+    <w:p>
+      <w:pPr>
+        <w:spacing w:after="0" w:before="120"/>
+      </w:pPr>
+    </w:p>
+    <w:p>
+      <w:pPr>
+        <w:pStyle w:val="Heading2"/>
+        <w:spacing w:after="80" w:before="240"/>
+      </w:pPr>
+      <w:r>
+        <w:rPr>
+          <w:rFonts w:ascii="Arial" w:cs="Arial" w:eastAsia="Arial" w:hAnsi="Arial"/>
+          <w:b/>
+          <w:bCs/>
+          <w:color w:val="333333"/>
+          <w:sz w:val="26"/>
+          <w:szCs w:val="26"/>
+        </w:rPr>
         <w:t xml:space="preserve">How to use it:</w:t>
       </w:r>
     </w:p>
@@ -1470,7 +1983,7 @@
         <w:pStyle w:val="ListParagraph"/>
         <w:numPr>
           <w:ilvl w:val="0"/>
-          <w:numId w:val="4"/>
+          <w:numId w:val="5"/>
         </w:numPr>
         <w:spacing w:after="80" w:before="80"/>
       </w:pPr>
@@ -1797,7 +2310,7 @@
         <w:pStyle w:val="ListParagraph"/>
         <w:numPr>
           <w:ilvl w:val="0"/>
-          <w:numId w:val="4"/>
+          <w:numId w:val="5"/>
         </w:numPr>
         <w:spacing w:after="80" w:before="80"/>
       </w:pPr>
@@ -1889,7 +2402,7 @@
         <w:pStyle w:val="ListParagraph"/>
         <w:numPr>
           <w:ilvl w:val="0"/>
-          <w:numId w:val="4"/>
+          <w:numId w:val="5"/>
         </w:numPr>
         <w:spacing w:after="80" w:before="80"/>
       </w:pPr>
@@ -1947,7 +2460,7 @@
         <w:pStyle w:val="ListParagraph"/>
         <w:numPr>
           <w:ilvl w:val="0"/>
-          <w:numId w:val="2"/>
+          <w:numId w:val="3"/>
         </w:numPr>
         <w:spacing w:after="60" w:before="60"/>
       </w:pPr>
@@ -2001,7 +2514,7 @@
         <w:pStyle w:val="ListParagraph"/>
         <w:numPr>
           <w:ilvl w:val="0"/>
-          <w:numId w:val="2"/>
+          <w:numId w:val="3"/>
         </w:numPr>
         <w:spacing w:after="60" w:before="60"/>
       </w:pPr>
@@ -2055,7 +2568,7 @@
         <w:pStyle w:val="ListParagraph"/>
         <w:numPr>
           <w:ilvl w:val="0"/>
-          <w:numId w:val="2"/>
+          <w:numId w:val="3"/>
         </w:numPr>
         <w:spacing w:after="60" w:before="60"/>
       </w:pPr>
@@ -2230,7 +2743,7 @@
           <w:sz w:val="24"/>
           <w:szCs w:val="24"/>
         </w:rPr>
-        <w:t xml:space="preserve"> to remove a coverage request you no longer need.</w:t>
+        <w:t xml:space="preserve"> to cancel a shift you no longer need covered.</w:t>
       </w:r>
     </w:p>
     <w:p>
@@ -2260,7 +2773,7 @@
         <w:pStyle w:val="ListParagraph"/>
         <w:numPr>
           <w:ilvl w:val="0"/>
-          <w:numId w:val="5"/>
+          <w:numId w:val="6"/>
         </w:numPr>
         <w:spacing w:after="80" w:before="80"/>
       </w:pPr>
@@ -2280,15 +2793,15 @@
           <w:sz w:val="24"/>
           <w:szCs w:val="24"/>
         </w:rPr>
-        <w:t xml:space="preserve">Coverage Request ID</w:t>
-      </w:r>
-      <w:r>
-        <w:rPr>
-          <w:rFonts w:ascii="Arial" w:cs="Arial" w:eastAsia="Arial" w:hAnsi="Arial"/>
-          <w:sz w:val="24"/>
-          <w:szCs w:val="24"/>
-        </w:rPr>
-        <w:t xml:space="preserve"> at the bottom of your original coverage post.</w:t>
+        <w:t xml:space="preserve">Shift ID</w:t>
+      </w:r>
+      <w:r>
+        <w:rPr>
+          <w:rFonts w:ascii="Arial" w:cs="Arial" w:eastAsia="Arial" w:hAnsi="Arial"/>
+          <w:sz w:val="24"/>
+          <w:szCs w:val="24"/>
+        </w:rPr>
+        <w:t xml:space="preserve"> at the bottom of the specific shift post you want to cancel.</w:t>
       </w:r>
     </w:p>
     <w:p>
@@ -2296,7 +2809,7 @@
         <w:pStyle w:val="ListParagraph"/>
         <w:numPr>
           <w:ilvl w:val="0"/>
-          <w:numId w:val="5"/>
+          <w:numId w:val="6"/>
         </w:numPr>
         <w:spacing w:after="80" w:before="80"/>
       </w:pPr>
@@ -2340,7 +2853,7 @@
           <w:sz w:val="24"/>
           <w:szCs w:val="24"/>
         </w:rPr>
-        <w:t xml:space="preserve"> with your ID.</w:t>
+        <w:t xml:space="preserve"> with that ID.</w:t>
       </w:r>
     </w:p>
     <w:p>
@@ -2375,7 +2888,7 @@
           <w:sz w:val="24"/>
           <w:szCs w:val="24"/>
         </w:rPr>
-        <w:t xml:space="preserve">The bot deletes the coverage post(s) from the channel and marks the request as cancelled. You’ll get a private confirmation message.</w:t>
+        <w:t xml:space="preserve">The shift post is updated to show it’s cancelled (it stays in the channel so the history is preserved). If it was the last open shift in your request, the header post is also updated. You’ll get a private confirmation message.</w:t>
       </w:r>
     </w:p>
     <w:p>
@@ -2399,7 +2912,7 @@
           <w:sz w:val="24"/>
           <w:szCs w:val="24"/>
         </w:rPr>
-        <w:t xml:space="preserve">✅ Coverage request 12 cancelled and post(s) deleted.</w:t>
+        <w:t xml:space="preserve">✅ Shift 12 cancelled.</w:t>
       </w:r>
     </w:p>
     <w:p>
@@ -2488,7 +3001,7 @@
         <w:pStyle w:val="ListParagraph"/>
         <w:numPr>
           <w:ilvl w:val="0"/>
-          <w:numId w:val="2"/>
+          <w:numId w:val="3"/>
         </w:numPr>
         <w:spacing w:after="60" w:before="60"/>
       </w:pPr>
@@ -2516,7 +3029,7 @@
         <w:pStyle w:val="ListParagraph"/>
         <w:numPr>
           <w:ilvl w:val="0"/>
-          <w:numId w:val="2"/>
+          <w:numId w:val="3"/>
         </w:numPr>
         <w:spacing w:after="60" w:before="60"/>
       </w:pPr>
@@ -2544,7 +3057,7 @@
         <w:pStyle w:val="ListParagraph"/>
         <w:numPr>
           <w:ilvl w:val="0"/>
-          <w:numId w:val="2"/>
+          <w:numId w:val="3"/>
         </w:numPr>
         <w:spacing w:after="60" w:before="60"/>
       </w:pPr>
@@ -2582,7 +3095,7 @@
           <w:sz w:val="24"/>
           <w:szCs w:val="24"/>
         </w:rPr>
-        <w:t xml:space="preserve">Reacting ✅ lets the person requesting coverage (and the production team) see who’s available. Once coverage is confirmed, the post will be updated automatically.</w:t>
+        <w:t xml:space="preserve">Reacting ✅ lets the person requesting coverage (and the production team) see who’s available. Once coverage is confirmed by an admin, the post will be updated to show it’s covered.</w:t>
       </w:r>
     </w:p>
     <w:p>
@@ -2625,7 +3138,7 @@
         <w:pStyle w:val="ListParagraph"/>
         <w:numPr>
           <w:ilvl w:val="0"/>
-          <w:numId w:val="2"/>
+          <w:numId w:val="3"/>
         </w:numPr>
         <w:spacing w:after="60" w:before="60"/>
       </w:pPr>
@@ -2661,7 +3174,7 @@
         <w:pStyle w:val="ListParagraph"/>
         <w:numPr>
           <w:ilvl w:val="0"/>
-          <w:numId w:val="2"/>
+          <w:numId w:val="3"/>
         </w:numPr>
         <w:spacing w:after="60" w:before="60"/>
       </w:pPr>
@@ -2679,7 +3192,7 @@
         <w:pStyle w:val="ListParagraph"/>
         <w:numPr>
           <w:ilvl w:val="0"/>
-          <w:numId w:val="2"/>
+          <w:numId w:val="3"/>
         </w:numPr>
         <w:spacing w:after="60" w:before="60"/>
       </w:pPr>
@@ -2989,6 +3502,18 @@
       </w:pPr>
     </w:lvl>
   </w:abstractNum>
+  <w:abstractNum w:abstractNumId="6" w15:restartNumberingAfterBreak="0">
+    <w:multiLevelType w:val="hybridMultilevel"/>
+    <w:lvl w:ilvl="0" w15:tentative="1">
+      <w:start w:val="1"/>
+      <w:numFmt w:val="decimal"/>
+      <w:lvlText w:val="%1."/>
+      <w:lvlJc w:val="left"/>
+      <w:pPr>
+        <w:ind w:left="720" w:hanging="360"/>
+      </w:pPr>
+    </w:lvl>
+  </w:abstractNum>
   <w:num w:numId="1">
     <w:abstractNumId w:val="1"/>
     <w:lvlOverride w:ilvl="0">
@@ -2996,13 +3521,13 @@
     </w:lvlOverride>
   </w:num>
   <w:num w:numId="2">
-    <w:abstractNumId w:val="2"/>
+    <w:abstractNumId w:val="3"/>
     <w:lvlOverride w:ilvl="0">
       <w:startOverride w:val="1"/>
     </w:lvlOverride>
   </w:num>
   <w:num w:numId="3">
-    <w:abstractNumId w:val="3"/>
+    <w:abstractNumId w:val="2"/>
     <w:lvlOverride w:ilvl="0">
       <w:startOverride w:val="1"/>
     </w:lvlOverride>
@@ -3015,6 +3540,12 @@
   </w:num>
   <w:num w:numId="5">
     <w:abstractNumId w:val="5"/>
+    <w:lvlOverride w:ilvl="0">
+      <w:startOverride w:val="1"/>
+    </w:lvlOverride>
+  </w:num>
+  <w:num w:numId="6">
+    <w:abstractNumId w:val="6"/>
     <w:lvlOverride w:ilvl="0">
       <w:startOverride w:val="1"/>
     </w:lvlOverride>

--- a/docs/cast-member-guide.docx
+++ b/docs/cast-member-guide.docx
@@ -3100,6 +3100,234 @@
     </w:p>
     <w:p>
       <w:pPr>
+        <w:spacing w:after="0" w:before="80"/>
+      </w:pPr>
+    </w:p>
+    <w:p>
+      <w:pPr>
+        <w:spacing w:after="80" w:before="80"/>
+      </w:pPr>
+      <w:r>
+        <w:rPr>
+          <w:rFonts w:ascii="Arial" w:cs="Arial" w:eastAsia="Arial" w:hAnsi="Arial"/>
+          <w:b/>
+          <w:bCs/>
+          <w:sz w:val="24"/>
+          <w:szCs w:val="24"/>
+        </w:rPr>
+        <w:t xml:space="preserve">Heads up: </w:t>
+      </w:r>
+      <w:r>
+        <w:rPr>
+          <w:rFonts w:ascii="Arial" w:cs="Arial" w:eastAsia="Arial" w:hAnsi="Arial"/>
+          <w:sz w:val="24"/>
+          <w:szCs w:val="24"/>
+        </w:rPr>
+        <w:t xml:space="preserve">if you react ❓ (unsure) and the shift is still open, the bot may send you a friendly weekly DM asking you to firm up to ✅ or ❌.</w:t>
+      </w:r>
+    </w:p>
+    <w:p>
+      <w:pPr>
+        <w:spacing w:after="0" w:before="200"/>
+      </w:pPr>
+    </w:p>
+    <w:p>
+      <w:pPr>
+        <w:pBdr>
+          <w:bottom w:val="single" w:color="CCCCCC" w:sz="4" w:space="1"/>
+        </w:pBdr>
+        <w:spacing w:after="200" w:before="200"/>
+      </w:pPr>
+    </w:p>
+    <w:p>
+      <w:pPr>
+        <w:spacing w:after="0" w:before="80"/>
+      </w:pPr>
+    </w:p>
+    <w:p>
+      <w:pPr>
+        <w:pStyle w:val="Heading1"/>
+        <w:spacing w:after="120" w:before="360"/>
+      </w:pPr>
+      <w:r>
+        <w:rPr>
+          <w:rFonts w:ascii="Arial" w:cs="Arial" w:eastAsia="Arial" w:hAnsi="Arial"/>
+          <w:b/>
+          <w:bCs/>
+          <w:color w:val="2E5FA3"/>
+          <w:sz w:val="32"/>
+          <w:szCs w:val="32"/>
+        </w:rPr>
+        <w:t xml:space="preserve">What the Bot DMs You Automatically</w:t>
+      </w:r>
+    </w:p>
+    <w:p>
+      <w:pPr>
+        <w:spacing w:after="80" w:before="80"/>
+      </w:pPr>
+      <w:r>
+        <w:rPr>
+          <w:rFonts w:ascii="Arial" w:cs="Arial" w:eastAsia="Arial" w:hAnsi="Arial"/>
+          <w:sz w:val="24"/>
+          <w:szCs w:val="24"/>
+        </w:rPr>
+        <w:t xml:space="preserve">You don’t need to do anything to receive these — just keep your DMs open to the bot:</w:t>
+      </w:r>
+    </w:p>
+    <w:p>
+      <w:pPr>
+        <w:spacing w:after="0" w:before="80"/>
+      </w:pPr>
+    </w:p>
+    <w:p>
+      <w:pPr>
+        <w:pStyle w:val="ListParagraph"/>
+        <w:numPr>
+          <w:ilvl w:val="0"/>
+          <w:numId w:val="3"/>
+        </w:numPr>
+        <w:spacing w:after="60" w:before="60"/>
+      </w:pPr>
+      <w:r>
+        <w:rPr>
+          <w:rFonts w:ascii="Arial" w:cs="Arial" w:eastAsia="Arial" w:hAnsi="Arial"/>
+          <w:b/>
+          <w:bCs/>
+          <w:sz w:val="24"/>
+          <w:szCs w:val="24"/>
+        </w:rPr>
+        <w:t xml:space="preserve">Weekly shift summary</w:t>
+      </w:r>
+      <w:r>
+        <w:rPr>
+          <w:rFonts w:ascii="Arial" w:cs="Arial" w:eastAsia="Arial" w:hAnsi="Arial"/>
+          <w:sz w:val="24"/>
+          <w:szCs w:val="24"/>
+        </w:rPr>
+        <w:t xml:space="preserve"> — Mondays, your shifts for the week ahead.</w:t>
+      </w:r>
+    </w:p>
+    <w:p>
+      <w:pPr>
+        <w:pStyle w:val="ListParagraph"/>
+        <w:numPr>
+          <w:ilvl w:val="0"/>
+          <w:numId w:val="3"/>
+        </w:numPr>
+        <w:spacing w:after="60" w:before="60"/>
+      </w:pPr>
+      <w:r>
+        <w:rPr>
+          <w:rFonts w:ascii="Arial" w:cs="Arial" w:eastAsia="Arial" w:hAnsi="Arial"/>
+          <w:b/>
+          <w:bCs/>
+          <w:sz w:val="24"/>
+          <w:szCs w:val="24"/>
+        </w:rPr>
+        <w:t xml:space="preserve">Daily shift reminder</w:t>
+      </w:r>
+      <w:r>
+        <w:rPr>
+          <w:rFonts w:ascii="Arial" w:cs="Arial" w:eastAsia="Arial" w:hAnsi="Arial"/>
+          <w:sz w:val="24"/>
+          <w:szCs w:val="24"/>
+        </w:rPr>
+        <w:t xml:space="preserve"> — each morning, any shift in the next 24 hours, with a Check in button when one is needed.</w:t>
+      </w:r>
+    </w:p>
+    <w:p>
+      <w:pPr>
+        <w:pStyle w:val="ListParagraph"/>
+        <w:numPr>
+          <w:ilvl w:val="0"/>
+          <w:numId w:val="3"/>
+        </w:numPr>
+        <w:spacing w:after="60" w:before="60"/>
+      </w:pPr>
+      <w:r>
+        <w:rPr>
+          <w:rFonts w:ascii="Arial" w:cs="Arial" w:eastAsia="Arial" w:hAnsi="Arial"/>
+          <w:b/>
+          <w:bCs/>
+          <w:sz w:val="24"/>
+          <w:szCs w:val="24"/>
+        </w:rPr>
+        <w:t xml:space="preserve">Last-minute booking alert</w:t>
+      </w:r>
+      <w:r>
+        <w:rPr>
+          <w:rFonts w:ascii="Arial" w:cs="Arial" w:eastAsia="Arial" w:hAnsi="Arial"/>
+          <w:sz w:val="24"/>
+          <w:szCs w:val="24"/>
+        </w:rPr>
+        <w:t xml:space="preserve"> — if a show that looked empty books at the last minute, a heads-up that you’re on.</w:t>
+      </w:r>
+    </w:p>
+    <w:p>
+      <w:pPr>
+        <w:pStyle w:val="ListParagraph"/>
+        <w:numPr>
+          <w:ilvl w:val="0"/>
+          <w:numId w:val="3"/>
+        </w:numPr>
+        <w:spacing w:after="60" w:before="60"/>
+      </w:pPr>
+      <w:r>
+        <w:rPr>
+          <w:rFonts w:ascii="Arial" w:cs="Arial" w:eastAsia="Arial" w:hAnsi="Arial"/>
+          <w:b/>
+          <w:bCs/>
+          <w:sz w:val="24"/>
+          <w:szCs w:val="24"/>
+        </w:rPr>
+        <w:t xml:space="preserve">Maybe nudge</w:t>
+      </w:r>
+      <w:r>
+        <w:rPr>
+          <w:rFonts w:ascii="Arial" w:cs="Arial" w:eastAsia="Arial" w:hAnsi="Arial"/>
+          <w:sz w:val="24"/>
+          <w:szCs w:val="24"/>
+        </w:rPr>
+        <w:t xml:space="preserve"> — a weekly reminder to firm up any ❓ you left on an open coverage request.</w:t>
+      </w:r>
+    </w:p>
+    <w:p>
+      <w:pPr>
+        <w:spacing w:after="0" w:before="80"/>
+      </w:pPr>
+    </w:p>
+    <w:p>
+      <w:pPr>
+        <w:spacing w:after="80" w:before="80"/>
+      </w:pPr>
+      <w:r>
+        <w:rPr>
+          <w:rFonts w:ascii="Arial" w:cs="Arial" w:eastAsia="Arial" w:hAnsi="Arial"/>
+          <w:sz w:val="24"/>
+          <w:szCs w:val="24"/>
+        </w:rPr>
+        <w:t xml:space="preserve">If you’re not getting these, ask an admin to link your account with </w:t>
+      </w:r>
+      <w:r>
+        <w:rPr>
+          <w:rFonts w:ascii="Courier New" w:cs="Courier New" w:eastAsia="Courier New" w:hAnsi="Courier New"/>
+          <w:color w:val="444444"/>
+          <w:sz w:val="22"/>
+          <w:szCs w:val="22"/>
+        </w:rPr>
+        <w:t xml:space="preserve">/link-member</w:t>
+      </w:r>
+      <w:r>
+        <w:rPr>
+          <w:rFonts w:ascii="Arial" w:cs="Arial" w:eastAsia="Arial" w:hAnsi="Arial"/>
+          <w:sz w:val="24"/>
+          <w:szCs w:val="24"/>
+        </w:rPr>
+        <w:t xml:space="preserve">.</w:t>
+      </w:r>
+    </w:p>
+    <w:p>
+      <w:pPr>
         <w:spacing w:after="0" w:before="200"/>
       </w:pPr>
     </w:p>
